--- a/Files_Мильченко/ТЗ_Мильченко.docx
+++ b/Files_Мильченко/ТЗ_Мильченко.docx
@@ -347,9 +347,13 @@
           <w:szCs w:val="44"/>
           <w:lang w:eastAsia="en-US"/>
         </w:rPr>
-        <w:t>ВЕБ-САЙТ ДЛЯ КОМПАНИИ «</w:t>
-      </w:r>
-      <w:r>
+        <w:t>ВЕБ-САЙТ ДЛЯ КОМПАНИИ «КУДРЯШКИ»</w:t>
+      </w:r>
+    </w:p>
+    <w:p>
+      <w:pPr>
+        <w:spacing w:line="360" w:lineRule="auto"/>
+        <w:jc w:val="center"/>
         <w:rPr>
           <w:rFonts w:ascii="Times New Roman" w:eastAsia="Calibri" w:hAnsi="Times New Roman"/>
           <w:b/>
@@ -359,34 +363,6 @@
           <w:szCs w:val="44"/>
           <w:lang w:eastAsia="en-US"/>
         </w:rPr>
-        <w:t>КУДРЯШКИ</w:t>
-      </w:r>
-      <w:r>
-        <w:rPr>
-          <w:rFonts w:ascii="Times New Roman" w:eastAsia="Calibri" w:hAnsi="Times New Roman"/>
-          <w:b/>
-          <w:bCs/>
-          <w:color w:val="000000"/>
-          <w:sz w:val="40"/>
-          <w:szCs w:val="44"/>
-          <w:lang w:eastAsia="en-US"/>
-        </w:rPr>
-        <w:t>»</w:t>
-      </w:r>
-    </w:p>
-    <w:p>
-      <w:pPr>
-        <w:spacing w:line="360" w:lineRule="auto"/>
-        <w:jc w:val="center"/>
-        <w:rPr>
-          <w:rFonts w:ascii="Times New Roman" w:eastAsia="Calibri" w:hAnsi="Times New Roman"/>
-          <w:b/>
-          <w:bCs/>
-          <w:color w:val="000000"/>
-          <w:sz w:val="40"/>
-          <w:szCs w:val="44"/>
-          <w:lang w:eastAsia="en-US"/>
-        </w:rPr>
       </w:pPr>
     </w:p>
     <w:p>
@@ -506,7 +482,7 @@
           <w:u w:val="single"/>
           <w:lang w:eastAsia="en-US"/>
         </w:rPr>
-        <w:t xml:space="preserve">     </w:t>
+        <w:t xml:space="preserve">     3-МД-4</w:t>
       </w:r>
       <w:r>
         <w:rPr>
@@ -517,7 +493,7 @@
           <w:u w:val="single"/>
           <w:lang w:eastAsia="en-US"/>
         </w:rPr>
-        <w:t>3-МД-4</w:t>
+        <w:tab/>
       </w:r>
       <w:r>
         <w:rPr>
@@ -530,17 +506,6 @@
         </w:rPr>
         <w:tab/>
       </w:r>
-      <w:r>
-        <w:rPr>
-          <w:rFonts w:ascii="Times New Roman" w:eastAsia="Calibri" w:hAnsi="Times New Roman"/>
-          <w:color w:val="000000"/>
-          <w:sz w:val="28"/>
-          <w:szCs w:val="22"/>
-          <w:u w:val="single"/>
-          <w:lang w:eastAsia="en-US"/>
-        </w:rPr>
-        <w:tab/>
-      </w:r>
     </w:p>
     <w:p>
       <w:pPr>
@@ -604,18 +569,7 @@
           <w:u w:val="single"/>
           <w:lang w:eastAsia="en-US"/>
         </w:rPr>
-        <w:t xml:space="preserve"> </w:t>
-      </w:r>
-      <w:r>
-        <w:rPr>
-          <w:rFonts w:ascii="Times New Roman" w:eastAsia="Calibri" w:hAnsi="Times New Roman"/>
-          <w:color w:val="000000"/>
-          <w:sz w:val="28"/>
-          <w:szCs w:val="28"/>
-          <w:u w:val="single"/>
-          <w:lang w:eastAsia="en-US"/>
-        </w:rPr>
-        <w:t>Мильченко Ульяна Максимовна</w:t>
+        <w:t xml:space="preserve"> Мильченко Ульяна Максимовна</w:t>
       </w:r>
       <w:r>
         <w:rPr>
@@ -1044,6 +998,7 @@
     <w:sdt>
       <w:sdtPr>
         <w:rPr>
+          <w:rFonts w:asciiTheme="minorHAnsi" w:eastAsiaTheme="minorEastAsia" w:hAnsiTheme="minorHAnsi"/>
           <w:b w:val="0"/>
           <w:bCs w:val="0"/>
           <w:sz w:val="24"/>
@@ -1057,7 +1012,6 @@
       </w:sdtPr>
       <w:sdtEndPr>
         <w:rPr>
-          <w:rFonts w:asciiTheme="minorHAnsi" w:eastAsiaTheme="minorEastAsia" w:hAnsiTheme="minorHAnsi"/>
           <w:noProof/>
         </w:rPr>
       </w:sdtEndPr>
@@ -1128,6 +1082,8 @@
               <w:rPr>
                 <w:rStyle w:val="a8"/>
                 <w:rFonts w:ascii="Times New Roman" w:eastAsia="Times New Roman" w:hAnsi="Times New Roman" w:cs="Times New Roman"/>
+                <w:b w:val="0"/>
+                <w:bCs w:val="0"/>
                 <w:i w:val="0"/>
                 <w:iCs w:val="0"/>
                 <w:noProof/>
@@ -1285,6 +1241,8 @@
               <w:rPr>
                 <w:rStyle w:val="a8"/>
                 <w:rFonts w:ascii="Times New Roman" w:hAnsi="Times New Roman" w:cs="Times New Roman"/>
+                <w:b w:val="0"/>
+                <w:bCs w:val="0"/>
                 <w:i w:val="0"/>
                 <w:iCs w:val="0"/>
                 <w:noProof/>
@@ -1442,6 +1400,8 @@
               <w:rPr>
                 <w:rStyle w:val="a8"/>
                 <w:rFonts w:ascii="Times New Roman" w:hAnsi="Times New Roman" w:cs="Times New Roman"/>
+                <w:b w:val="0"/>
+                <w:bCs w:val="0"/>
                 <w:i w:val="0"/>
                 <w:iCs w:val="0"/>
                 <w:noProof/>
@@ -1531,7 +1491,7 @@
                 <w:sz w:val="28"/>
                 <w:szCs w:val="28"/>
               </w:rPr>
-              <w:t>5</w:t>
+              <w:t>6</w:t>
             </w:r>
             <w:r>
               <w:rPr>
@@ -1579,19 +1539,21 @@
                 <w:sz w:val="28"/>
                 <w:szCs w:val="28"/>
               </w:rPr>
-              <w:t xml:space="preserve">3. </w:t>
-            </w:r>
-            <w:r>
-              <w:rPr>
-                <w:rStyle w:val="a8"/>
-                <w:rFonts w:ascii="Times New Roman" w:hAnsi="Times New Roman" w:cs="Times New Roman"/>
+              <w:t>3. СТРАНИЦА 1 «О НАС»</w:t>
+            </w:r>
+            <w:r>
+              <w:rPr>
+                <w:rFonts w:ascii="Times New Roman" w:hAnsi="Times New Roman" w:cs="Times New Roman"/>
+                <w:b w:val="0"/>
+                <w:bCs w:val="0"/>
                 <w:i w:val="0"/>
                 <w:iCs w:val="0"/>
                 <w:noProof/>
-                <w:sz w:val="28"/>
-                <w:szCs w:val="28"/>
-              </w:rPr>
-              <w:t>СТРАНИЦА 1 «О НАС»</w:t>
+                <w:webHidden/>
+                <w:sz w:val="28"/>
+                <w:szCs w:val="28"/>
+              </w:rPr>
+              <w:tab/>
             </w:r>
             <w:r>
               <w:rPr>
@@ -1605,7 +1567,7 @@
                 <w:sz w:val="28"/>
                 <w:szCs w:val="28"/>
               </w:rPr>
-              <w:tab/>
+              <w:fldChar w:fldCharType="begin"/>
             </w:r>
             <w:r>
               <w:rPr>
@@ -1619,7 +1581,7 @@
                 <w:sz w:val="28"/>
                 <w:szCs w:val="28"/>
               </w:rPr>
-              <w:fldChar w:fldCharType="begin"/>
+              <w:instrText xml:space="preserve"> PAGEREF _Toc226382268 \h </w:instrText>
             </w:r>
             <w:r>
               <w:rPr>
@@ -1633,7 +1595,6 @@
                 <w:sz w:val="28"/>
                 <w:szCs w:val="28"/>
               </w:rPr>
-              <w:instrText xml:space="preserve"> PAGEREF _Toc226382268 \h </w:instrText>
             </w:r>
             <w:r>
               <w:rPr>
@@ -1647,6 +1608,7 @@
                 <w:sz w:val="28"/>
                 <w:szCs w:val="28"/>
               </w:rPr>
+              <w:fldChar w:fldCharType="separate"/>
             </w:r>
             <w:r>
               <w:rPr>
@@ -1660,21 +1622,7 @@
                 <w:sz w:val="28"/>
                 <w:szCs w:val="28"/>
               </w:rPr>
-              <w:fldChar w:fldCharType="separate"/>
-            </w:r>
-            <w:r>
-              <w:rPr>
-                <w:rFonts w:ascii="Times New Roman" w:hAnsi="Times New Roman" w:cs="Times New Roman"/>
-                <w:b w:val="0"/>
-                <w:bCs w:val="0"/>
-                <w:i w:val="0"/>
-                <w:iCs w:val="0"/>
-                <w:noProof/>
-                <w:webHidden/>
-                <w:sz w:val="28"/>
-                <w:szCs w:val="28"/>
-              </w:rPr>
-              <w:t>6</w:t>
+              <w:t>7</w:t>
             </w:r>
             <w:r>
               <w:rPr>
@@ -1789,7 +1737,7 @@
                 <w:sz w:val="28"/>
                 <w:szCs w:val="28"/>
               </w:rPr>
-              <w:t>6</w:t>
+              <w:t>7</w:t>
             </w:r>
             <w:r>
               <w:rPr>
@@ -1902,7 +1850,7 @@
                 <w:sz w:val="28"/>
                 <w:szCs w:val="28"/>
               </w:rPr>
-              <w:t>6</w:t>
+              <w:t>7</w:t>
             </w:r>
             <w:r>
               <w:rPr>
@@ -2015,7 +1963,7 @@
                 <w:sz w:val="28"/>
                 <w:szCs w:val="28"/>
               </w:rPr>
-              <w:t>7</w:t>
+              <w:t>8</w:t>
             </w:r>
             <w:r>
               <w:rPr>
@@ -2128,7 +2076,7 @@
                 <w:sz w:val="28"/>
                 <w:szCs w:val="28"/>
               </w:rPr>
-              <w:t>8</w:t>
+              <w:t>9</w:t>
             </w:r>
             <w:r>
               <w:rPr>
@@ -2241,7 +2189,7 @@
                 <w:sz w:val="28"/>
                 <w:szCs w:val="28"/>
               </w:rPr>
-              <w:t>8</w:t>
+              <w:t>10</w:t>
             </w:r>
             <w:r>
               <w:rPr>
@@ -2354,7 +2302,7 @@
                 <w:sz w:val="28"/>
                 <w:szCs w:val="28"/>
               </w:rPr>
-              <w:t>9</w:t>
+              <w:t>10</w:t>
             </w:r>
             <w:r>
               <w:rPr>
@@ -2400,19 +2348,21 @@
                 <w:sz w:val="28"/>
                 <w:szCs w:val="28"/>
               </w:rPr>
-              <w:t xml:space="preserve">4. </w:t>
-            </w:r>
-            <w:r>
-              <w:rPr>
-                <w:rStyle w:val="a8"/>
-                <w:rFonts w:ascii="Times New Roman" w:hAnsi="Times New Roman" w:cs="Times New Roman"/>
+              <w:t>4. СТРАНИЦА 2 «УСЛУГИ»</w:t>
+            </w:r>
+            <w:r>
+              <w:rPr>
+                <w:rFonts w:ascii="Times New Roman" w:hAnsi="Times New Roman" w:cs="Times New Roman"/>
+                <w:b w:val="0"/>
+                <w:bCs w:val="0"/>
                 <w:i w:val="0"/>
                 <w:iCs w:val="0"/>
                 <w:noProof/>
-                <w:sz w:val="28"/>
-                <w:szCs w:val="28"/>
-              </w:rPr>
-              <w:t>СТРАНИЦА 2 «УСЛУГИ»</w:t>
+                <w:webHidden/>
+                <w:sz w:val="28"/>
+                <w:szCs w:val="28"/>
+              </w:rPr>
+              <w:tab/>
             </w:r>
             <w:r>
               <w:rPr>
@@ -2426,7 +2376,7 @@
                 <w:sz w:val="28"/>
                 <w:szCs w:val="28"/>
               </w:rPr>
-              <w:tab/>
+              <w:fldChar w:fldCharType="begin"/>
             </w:r>
             <w:r>
               <w:rPr>
@@ -2440,7 +2390,7 @@
                 <w:sz w:val="28"/>
                 <w:szCs w:val="28"/>
               </w:rPr>
-              <w:fldChar w:fldCharType="begin"/>
+              <w:instrText xml:space="preserve"> PAGEREF _Toc226382275 \h </w:instrText>
             </w:r>
             <w:r>
               <w:rPr>
@@ -2454,7 +2404,6 @@
                 <w:sz w:val="28"/>
                 <w:szCs w:val="28"/>
               </w:rPr>
-              <w:instrText xml:space="preserve"> PAGEREF _Toc226382275 \h </w:instrText>
             </w:r>
             <w:r>
               <w:rPr>
@@ -2468,6 +2417,7 @@
                 <w:sz w:val="28"/>
                 <w:szCs w:val="28"/>
               </w:rPr>
+              <w:fldChar w:fldCharType="separate"/>
             </w:r>
             <w:r>
               <w:rPr>
@@ -2481,21 +2431,7 @@
                 <w:sz w:val="28"/>
                 <w:szCs w:val="28"/>
               </w:rPr>
-              <w:fldChar w:fldCharType="separate"/>
-            </w:r>
-            <w:r>
-              <w:rPr>
-                <w:rFonts w:ascii="Times New Roman" w:hAnsi="Times New Roman" w:cs="Times New Roman"/>
-                <w:b w:val="0"/>
-                <w:bCs w:val="0"/>
-                <w:i w:val="0"/>
-                <w:iCs w:val="0"/>
-                <w:noProof/>
-                <w:webHidden/>
-                <w:sz w:val="28"/>
-                <w:szCs w:val="28"/>
-              </w:rPr>
-              <w:t>10</w:t>
+              <w:t>11</w:t>
             </w:r>
             <w:r>
               <w:rPr>
@@ -2610,7 +2546,7 @@
                 <w:sz w:val="28"/>
                 <w:szCs w:val="28"/>
               </w:rPr>
-              <w:t>10</w:t>
+              <w:t>11</w:t>
             </w:r>
             <w:r>
               <w:rPr>
@@ -2723,7 +2659,7 @@
                 <w:sz w:val="28"/>
                 <w:szCs w:val="28"/>
               </w:rPr>
-              <w:t>10</w:t>
+              <w:t>11</w:t>
             </w:r>
             <w:r>
               <w:rPr>
@@ -2836,7 +2772,7 @@
                 <w:sz w:val="28"/>
                 <w:szCs w:val="28"/>
               </w:rPr>
-              <w:t>12</w:t>
+              <w:t>13</w:t>
             </w:r>
             <w:r>
               <w:rPr>
@@ -2949,7 +2885,7 @@
                 <w:sz w:val="28"/>
                 <w:szCs w:val="28"/>
               </w:rPr>
-              <w:t>12</w:t>
+              <w:t>13</w:t>
             </w:r>
             <w:r>
               <w:rPr>
@@ -3062,7 +2998,7 @@
                 <w:sz w:val="28"/>
                 <w:szCs w:val="28"/>
               </w:rPr>
-              <w:t>13</w:t>
+              <w:t>14</w:t>
             </w:r>
             <w:r>
               <w:rPr>
@@ -3175,7 +3111,7 @@
                 <w:sz w:val="28"/>
                 <w:szCs w:val="28"/>
               </w:rPr>
-              <w:t>13</w:t>
+              <w:t>14</w:t>
             </w:r>
             <w:r>
               <w:rPr>
@@ -3221,19 +3157,21 @@
                 <w:sz w:val="28"/>
                 <w:szCs w:val="28"/>
               </w:rPr>
-              <w:t xml:space="preserve">5. </w:t>
-            </w:r>
-            <w:r>
-              <w:rPr>
-                <w:rStyle w:val="a8"/>
-                <w:rFonts w:ascii="Times New Roman" w:hAnsi="Times New Roman" w:cs="Times New Roman"/>
+              <w:t>5. СТРАНИЦА 3 «МАГАЗИН»</w:t>
+            </w:r>
+            <w:r>
+              <w:rPr>
+                <w:rFonts w:ascii="Times New Roman" w:hAnsi="Times New Roman" w:cs="Times New Roman"/>
+                <w:b w:val="0"/>
+                <w:bCs w:val="0"/>
                 <w:i w:val="0"/>
                 <w:iCs w:val="0"/>
                 <w:noProof/>
-                <w:sz w:val="28"/>
-                <w:szCs w:val="28"/>
-              </w:rPr>
-              <w:t>СТРАНИЦА 3 «МАГАЗИН»</w:t>
+                <w:webHidden/>
+                <w:sz w:val="28"/>
+                <w:szCs w:val="28"/>
+              </w:rPr>
+              <w:tab/>
             </w:r>
             <w:r>
               <w:rPr>
@@ -3247,7 +3185,7 @@
                 <w:sz w:val="28"/>
                 <w:szCs w:val="28"/>
               </w:rPr>
-              <w:tab/>
+              <w:fldChar w:fldCharType="begin"/>
             </w:r>
             <w:r>
               <w:rPr>
@@ -3261,7 +3199,7 @@
                 <w:sz w:val="28"/>
                 <w:szCs w:val="28"/>
               </w:rPr>
-              <w:fldChar w:fldCharType="begin"/>
+              <w:instrText xml:space="preserve"> PAGEREF _Toc226382282 \h </w:instrText>
             </w:r>
             <w:r>
               <w:rPr>
@@ -3275,7 +3213,6 @@
                 <w:sz w:val="28"/>
                 <w:szCs w:val="28"/>
               </w:rPr>
-              <w:instrText xml:space="preserve"> PAGEREF _Toc226382282 \h </w:instrText>
             </w:r>
             <w:r>
               <w:rPr>
@@ -3289,6 +3226,7 @@
                 <w:sz w:val="28"/>
                 <w:szCs w:val="28"/>
               </w:rPr>
+              <w:fldChar w:fldCharType="separate"/>
             </w:r>
             <w:r>
               <w:rPr>
@@ -3302,21 +3240,7 @@
                 <w:sz w:val="28"/>
                 <w:szCs w:val="28"/>
               </w:rPr>
-              <w:fldChar w:fldCharType="separate"/>
-            </w:r>
-            <w:r>
-              <w:rPr>
-                <w:rFonts w:ascii="Times New Roman" w:hAnsi="Times New Roman" w:cs="Times New Roman"/>
-                <w:b w:val="0"/>
-                <w:bCs w:val="0"/>
-                <w:i w:val="0"/>
-                <w:iCs w:val="0"/>
-                <w:noProof/>
-                <w:webHidden/>
-                <w:sz w:val="28"/>
-                <w:szCs w:val="28"/>
-              </w:rPr>
-              <w:t>14</w:t>
+              <w:t>15</w:t>
             </w:r>
             <w:r>
               <w:rPr>
@@ -3431,7 +3355,7 @@
                 <w:sz w:val="28"/>
                 <w:szCs w:val="28"/>
               </w:rPr>
-              <w:t>14</w:t>
+              <w:t>15</w:t>
             </w:r>
             <w:r>
               <w:rPr>
@@ -3544,7 +3468,7 @@
                 <w:sz w:val="28"/>
                 <w:szCs w:val="28"/>
               </w:rPr>
-              <w:t>14</w:t>
+              <w:t>15</w:t>
             </w:r>
             <w:r>
               <w:rPr>
@@ -3657,7 +3581,7 @@
                 <w:sz w:val="28"/>
                 <w:szCs w:val="28"/>
               </w:rPr>
-              <w:t>15</w:t>
+              <w:t>16</w:t>
             </w:r>
             <w:r>
               <w:rPr>
@@ -3770,7 +3694,7 @@
                 <w:sz w:val="28"/>
                 <w:szCs w:val="28"/>
               </w:rPr>
-              <w:t>16</w:t>
+              <w:t>17</w:t>
             </w:r>
             <w:r>
               <w:rPr>
@@ -3883,7 +3807,7 @@
                 <w:sz w:val="28"/>
                 <w:szCs w:val="28"/>
               </w:rPr>
-              <w:t>17</w:t>
+              <w:t>18</w:t>
             </w:r>
             <w:r>
               <w:rPr>
@@ -3929,19 +3853,21 @@
                 <w:sz w:val="28"/>
                 <w:szCs w:val="28"/>
               </w:rPr>
-              <w:t xml:space="preserve">6. </w:t>
-            </w:r>
-            <w:r>
-              <w:rPr>
-                <w:rStyle w:val="a8"/>
-                <w:rFonts w:ascii="Times New Roman" w:hAnsi="Times New Roman" w:cs="Times New Roman"/>
+              <w:t>6. СТРАНИЦА 4 «ЗАПИСАТЬСЯ»</w:t>
+            </w:r>
+            <w:r>
+              <w:rPr>
+                <w:rFonts w:ascii="Times New Roman" w:hAnsi="Times New Roman" w:cs="Times New Roman"/>
+                <w:b w:val="0"/>
+                <w:bCs w:val="0"/>
                 <w:i w:val="0"/>
                 <w:iCs w:val="0"/>
                 <w:noProof/>
-                <w:sz w:val="28"/>
-                <w:szCs w:val="28"/>
-              </w:rPr>
-              <w:t>СТРАНИЦА 4 «ЗАПИСАТЬСЯ»</w:t>
+                <w:webHidden/>
+                <w:sz w:val="28"/>
+                <w:szCs w:val="28"/>
+              </w:rPr>
+              <w:tab/>
             </w:r>
             <w:r>
               <w:rPr>
@@ -3955,7 +3881,7 @@
                 <w:sz w:val="28"/>
                 <w:szCs w:val="28"/>
               </w:rPr>
-              <w:tab/>
+              <w:fldChar w:fldCharType="begin"/>
             </w:r>
             <w:r>
               <w:rPr>
@@ -3969,7 +3895,7 @@
                 <w:sz w:val="28"/>
                 <w:szCs w:val="28"/>
               </w:rPr>
-              <w:fldChar w:fldCharType="begin"/>
+              <w:instrText xml:space="preserve"> PAGEREF _Toc226382288 \h </w:instrText>
             </w:r>
             <w:r>
               <w:rPr>
@@ -3983,7 +3909,6 @@
                 <w:sz w:val="28"/>
                 <w:szCs w:val="28"/>
               </w:rPr>
-              <w:instrText xml:space="preserve"> PAGEREF _Toc226382288 \h </w:instrText>
             </w:r>
             <w:r>
               <w:rPr>
@@ -3997,6 +3922,7 @@
                 <w:sz w:val="28"/>
                 <w:szCs w:val="28"/>
               </w:rPr>
+              <w:fldChar w:fldCharType="separate"/>
             </w:r>
             <w:r>
               <w:rPr>
@@ -4010,21 +3936,7 @@
                 <w:sz w:val="28"/>
                 <w:szCs w:val="28"/>
               </w:rPr>
-              <w:fldChar w:fldCharType="separate"/>
-            </w:r>
-            <w:r>
-              <w:rPr>
-                <w:rFonts w:ascii="Times New Roman" w:hAnsi="Times New Roman" w:cs="Times New Roman"/>
-                <w:b w:val="0"/>
-                <w:bCs w:val="0"/>
-                <w:i w:val="0"/>
-                <w:iCs w:val="0"/>
-                <w:noProof/>
-                <w:webHidden/>
-                <w:sz w:val="28"/>
-                <w:szCs w:val="28"/>
-              </w:rPr>
-              <w:t>18</w:t>
+              <w:t>19</w:t>
             </w:r>
             <w:r>
               <w:rPr>
@@ -4139,7 +4051,7 @@
                 <w:sz w:val="28"/>
                 <w:szCs w:val="28"/>
               </w:rPr>
-              <w:t>18</w:t>
+              <w:t>19</w:t>
             </w:r>
             <w:r>
               <w:rPr>
@@ -4252,7 +4164,7 @@
                 <w:sz w:val="28"/>
                 <w:szCs w:val="28"/>
               </w:rPr>
-              <w:t>18</w:t>
+              <w:t>19</w:t>
             </w:r>
             <w:r>
               <w:rPr>
@@ -4365,7 +4277,7 @@
                 <w:sz w:val="28"/>
                 <w:szCs w:val="28"/>
               </w:rPr>
-              <w:t>20</w:t>
+              <w:t>21</w:t>
             </w:r>
             <w:r>
               <w:rPr>
@@ -4478,7 +4390,7 @@
                 <w:sz w:val="28"/>
                 <w:szCs w:val="28"/>
               </w:rPr>
-              <w:t>21</w:t>
+              <w:t>22</w:t>
             </w:r>
             <w:r>
               <w:rPr>
@@ -4591,7 +4503,7 @@
                 <w:sz w:val="28"/>
                 <w:szCs w:val="28"/>
               </w:rPr>
-              <w:t>21</w:t>
+              <w:t>22</w:t>
             </w:r>
             <w:r>
               <w:rPr>
@@ -4704,7 +4616,7 @@
                 <w:sz w:val="28"/>
                 <w:szCs w:val="28"/>
               </w:rPr>
-              <w:t>21</w:t>
+              <w:t>22</w:t>
             </w:r>
             <w:r>
               <w:rPr>
@@ -4728,6 +4640,8 @@
             </w:tabs>
             <w:rPr>
               <w:rFonts w:ascii="Times New Roman" w:hAnsi="Times New Roman" w:cs="Times New Roman"/>
+              <w:b w:val="0"/>
+              <w:bCs w:val="0"/>
               <w:i w:val="0"/>
               <w:iCs w:val="0"/>
               <w:noProof/>
@@ -4740,6 +4654,8 @@
               <w:rPr>
                 <w:rStyle w:val="a8"/>
                 <w:rFonts w:ascii="Times New Roman" w:hAnsi="Times New Roman" w:cs="Times New Roman"/>
+                <w:b w:val="0"/>
+                <w:bCs w:val="0"/>
                 <w:i w:val="0"/>
                 <w:iCs w:val="0"/>
                 <w:noProof/>
@@ -4829,7 +4745,7 @@
                 <w:sz w:val="28"/>
                 <w:szCs w:val="28"/>
               </w:rPr>
-              <w:t>22</w:t>
+              <w:t>23</w:t>
             </w:r>
             <w:r>
               <w:rPr>
@@ -4890,9 +4806,10 @@
       <w:r>
         <w:rPr>
           <w:rFonts w:eastAsia="Times New Roman"/>
+          <w:caps w:val="0"/>
         </w:rPr>
         <w:lastRenderedPageBreak/>
-        <w:t>Введение</w:t>
+        <w:t>ВВЕДЕНИЕ</w:t>
       </w:r>
       <w:bookmarkEnd w:id="1"/>
     </w:p>
@@ -4999,67 +4916,7 @@
         <w:rPr>
           <w:rFonts w:eastAsia="Times New Roman"/>
         </w:rPr>
-        <w:t>Стрижка</w:t>
-      </w:r>
-      <w:r>
-        <w:rPr>
-          <w:rFonts w:eastAsia="Times New Roman"/>
-        </w:rPr>
-        <w:t xml:space="preserve">, </w:t>
-      </w:r>
-      <w:r>
-        <w:rPr>
-          <w:rFonts w:eastAsia="Times New Roman"/>
-        </w:rPr>
-        <w:t>Укладка</w:t>
-      </w:r>
-      <w:r>
-        <w:rPr>
-          <w:rFonts w:eastAsia="Times New Roman"/>
-        </w:rPr>
-        <w:t xml:space="preserve">, </w:t>
-      </w:r>
-      <w:r>
-        <w:rPr>
-          <w:rFonts w:eastAsia="Times New Roman"/>
-        </w:rPr>
-        <w:t>Окрашивание</w:t>
-      </w:r>
-      <w:r>
-        <w:rPr>
-          <w:rFonts w:eastAsia="Times New Roman"/>
-        </w:rPr>
-        <w:t xml:space="preserve">, </w:t>
-      </w:r>
-      <w:r>
-        <w:rPr>
-          <w:rFonts w:eastAsia="Times New Roman"/>
-        </w:rPr>
-        <w:t>Увлажнение паром</w:t>
-      </w:r>
-      <w:r>
-        <w:rPr>
-          <w:rFonts w:eastAsia="Times New Roman"/>
-        </w:rPr>
-        <w:t xml:space="preserve">, </w:t>
-      </w:r>
-      <w:r>
-        <w:rPr>
-          <w:rFonts w:eastAsia="Times New Roman"/>
-        </w:rPr>
-        <w:t>СПА для волос</w:t>
-      </w:r>
-      <w:r>
-        <w:rPr>
-          <w:rFonts w:eastAsia="Times New Roman"/>
-        </w:rPr>
-        <w:t xml:space="preserve">, </w:t>
-      </w:r>
-      <w:r>
-        <w:rPr>
-          <w:rFonts w:eastAsia="Times New Roman"/>
-        </w:rPr>
-        <w:t xml:space="preserve">Стрижка чёлки </w:t>
+        <w:t xml:space="preserve">Стрижка, Укладка, Окрашивание, Увлажнение паром, СПА для волос, Стрижка чёлки </w:t>
       </w:r>
     </w:p>
     <w:p>
@@ -5296,69 +5153,39 @@
         <w:rPr>
           <w:rFonts w:eastAsia="Times New Roman"/>
         </w:rPr>
-        <w:t>Пользователь заходит на сайт</w:t>
+        <w:t xml:space="preserve">Пользователь заходит на сайт, </w:t>
       </w:r>
       <w:r>
         <w:rPr>
           <w:rFonts w:eastAsia="Times New Roman"/>
         </w:rPr>
-        <w:t xml:space="preserve">, </w:t>
+        <w:t>п</w:t>
       </w:r>
       <w:r>
         <w:rPr>
           <w:rFonts w:eastAsia="Times New Roman"/>
         </w:rPr>
-        <w:t>п</w:t>
-      </w:r>
+        <w:t xml:space="preserve">ереходит в нужный раздел (о нас / услуги / магазин / запись), </w:t>
+      </w:r>
+      <w:proofErr w:type="spellStart"/>
       <w:r>
         <w:rPr>
           <w:rFonts w:eastAsia="Times New Roman"/>
         </w:rPr>
-        <w:t>ереходит в нужный раздел (о нас / услуги / магазин / запись)</w:t>
+        <w:t>о</w:t>
       </w:r>
       <w:r>
         <w:rPr>
           <w:rFonts w:eastAsia="Times New Roman"/>
         </w:rPr>
-        <w:t xml:space="preserve">, </w:t>
-      </w:r>
-      <w:proofErr w:type="spellStart"/>
+        <w:t>знакамливается</w:t>
+      </w:r>
+      <w:proofErr w:type="spellEnd"/>
       <w:r>
         <w:rPr>
           <w:rFonts w:eastAsia="Times New Roman"/>
         </w:rPr>
-        <w:t>о</w:t>
-      </w:r>
-      <w:r>
-        <w:rPr>
-          <w:rFonts w:eastAsia="Times New Roman"/>
-        </w:rPr>
-        <w:t>знакамливается</w:t>
-      </w:r>
-      <w:proofErr w:type="spellEnd"/>
-      <w:r>
-        <w:rPr>
-          <w:rFonts w:eastAsia="Times New Roman"/>
-        </w:rPr>
-        <w:t xml:space="preserve"> с информацией</w:t>
-      </w:r>
-      <w:r>
-        <w:rPr>
-          <w:rFonts w:eastAsia="Times New Roman"/>
-        </w:rPr>
-        <w:t xml:space="preserve">, </w:t>
-      </w:r>
-      <w:r>
-        <w:rPr>
-          <w:rFonts w:eastAsia="Times New Roman"/>
-        </w:rPr>
-        <w:t>нажимает кнопку «Записаться»</w:t>
-      </w:r>
-      <w:r>
-        <w:rPr>
-          <w:rFonts w:eastAsia="Times New Roman"/>
-        </w:rPr>
-        <w:t xml:space="preserve">, </w:t>
+        <w:t xml:space="preserve"> с информацией, нажимает кнопку «Записаться», </w:t>
       </w:r>
       <w:r>
         <w:rPr>
@@ -5401,8 +5228,11 @@
       </w:pPr>
       <w:bookmarkStart w:id="2" w:name="_Toc226382266"/>
       <w:r>
+        <w:rPr>
+          <w:caps w:val="0"/>
+        </w:rPr>
         <w:lastRenderedPageBreak/>
-        <w:t>Мудборд</w:t>
+        <w:t>МУДБОРД</w:t>
       </w:r>
       <w:bookmarkEnd w:id="2"/>
     </w:p>
@@ -5607,79 +5437,95 @@
         </w:numPr>
         <w:outlineLvl w:val="0"/>
       </w:pPr>
-      <w:bookmarkStart w:id="3" w:name="_Toc226382267"/>
       <w:r>
         <w:lastRenderedPageBreak/>
-        <w:t>Общая структура сайта</w:t>
-      </w:r>
-      <w:bookmarkEnd w:id="3"/>
-    </w:p>
-    <w:p>
-      <w:pPr>
-        <w:pStyle w:val="af0"/>
-      </w:pPr>
-      <w:r>
-        <w:t>Сайт состоит из следующих страниц:</w:t>
-      </w:r>
-    </w:p>
-    <w:p>
-      <w:pPr>
-        <w:pStyle w:val="af0"/>
+        <w:t>ЦЕЛЕВАЯ АУДИТОРИЯ</w:t>
+      </w:r>
+    </w:p>
+    <w:p>
+      <w:pPr>
+        <w:pStyle w:val="af0"/>
+      </w:pPr>
+      <w:r>
+        <w:t>Целевая аудитория сайта</w:t>
+      </w:r>
+      <w:r>
+        <w:t xml:space="preserve"> </w:t>
+      </w:r>
+      <w:r>
+        <w:t xml:space="preserve">«Кудряшки» включает пользователей, заинтересованных в уходе за кудрявыми и волнистыми волосами, а также в профессиональных услугах салона красоты. Основную часть аудитории составляют </w:t>
+      </w:r>
+      <w:r>
+        <w:t>молодые</w:t>
+      </w:r>
+      <w:r>
+        <w:t xml:space="preserve"> люди в возрасте от 1</w:t>
+      </w:r>
+      <w:r>
+        <w:t>8</w:t>
+      </w:r>
+      <w:r>
+        <w:t xml:space="preserve"> до </w:t>
+      </w:r>
+      <w:r>
+        <w:t>28</w:t>
+      </w:r>
+      <w:r>
+        <w:t xml:space="preserve"> лет. Преимущественно это женщины, однако также учитывается мужская аудитория, которая заинтересована в уходе за волосами и стрижках.</w:t>
+      </w:r>
+    </w:p>
+    <w:p>
+      <w:pPr>
+        <w:pStyle w:val="af0"/>
+      </w:pPr>
+    </w:p>
+    <w:p>
+      <w:pPr>
+        <w:pStyle w:val="af0"/>
+      </w:pPr>
+      <w:r>
+        <w:t xml:space="preserve">Пользователи сайта, как правило, интересуются </w:t>
+      </w:r>
+      <w:proofErr w:type="spellStart"/>
+      <w:r>
+        <w:t>бьюти</w:t>
+      </w:r>
+      <w:proofErr w:type="spellEnd"/>
+      <w:r>
+        <w:t>-индустрией, косметикой, профессиональными процедурами для волос и подбором средств для домашнего ухода. Основные потребности аудитории заключаются в поиске специализированного салона для кудрявых волос, получении качественных услуг (таких как стрижка, укладка, окрашивание), выборе подходящих средств ухода, а также в возможности быстро и удобно записаться на приём.</w:t>
+      </w:r>
+      <w:r>
+        <w:t xml:space="preserve"> П</w:t>
+      </w:r>
+      <w:r>
+        <w:t xml:space="preserve">ользователи обладают средним уровнем владения интернетом и ожидают простой, понятный и интуитивно удобный сайт. </w:t>
+      </w:r>
+    </w:p>
+    <w:p>
+      <w:pPr>
+        <w:pStyle w:val="12"/>
         <w:numPr>
           <w:ilvl w:val="0"/>
-          <w:numId w:val="9"/>
+          <w:numId w:val="7"/>
         </w:numPr>
-        <w:ind w:left="0" w:firstLine="709"/>
-      </w:pPr>
-      <w:r>
-        <w:t xml:space="preserve">О нас </w:t>
-      </w:r>
-    </w:p>
-    <w:p>
-      <w:pPr>
-        <w:pStyle w:val="af0"/>
-        <w:numPr>
-          <w:ilvl w:val="0"/>
-          <w:numId w:val="9"/>
-        </w:numPr>
-        <w:ind w:left="0" w:firstLine="709"/>
-      </w:pPr>
-      <w:r>
-        <w:t xml:space="preserve">Услуги </w:t>
-      </w:r>
-    </w:p>
-    <w:p>
-      <w:pPr>
-        <w:pStyle w:val="af0"/>
-        <w:numPr>
-          <w:ilvl w:val="0"/>
-          <w:numId w:val="9"/>
-        </w:numPr>
-        <w:ind w:left="0" w:firstLine="709"/>
-      </w:pPr>
-      <w:r>
-        <w:t xml:space="preserve">Магазин </w:t>
-      </w:r>
-    </w:p>
-    <w:p>
-      <w:pPr>
-        <w:pStyle w:val="af0"/>
-        <w:numPr>
-          <w:ilvl w:val="0"/>
-          <w:numId w:val="9"/>
-        </w:numPr>
-        <w:ind w:left="0" w:firstLine="709"/>
-      </w:pPr>
-      <w:r>
-        <w:t xml:space="preserve">Записаться </w:t>
-      </w:r>
-    </w:p>
-    <w:p>
-      <w:pPr>
-        <w:pStyle w:val="af0"/>
-      </w:pPr>
-      <w:r>
-        <w:t>Навигация осуществляется через шапку сайта. Все страницы связаны между собой.</w:t>
+        <w:outlineLvl w:val="0"/>
+      </w:pPr>
+      <w:r>
+        <w:br w:type="page"/>
+      </w:r>
+      <w:bookmarkStart w:id="3" w:name="_Toc226382267"/>
+      <w:r>
+        <w:lastRenderedPageBreak/>
+        <w:t>ОБЩАЯ СТРУКТУРА САЙТА</w:t>
+      </w:r>
+      <w:bookmarkEnd w:id="3"/>
+    </w:p>
+    <w:p>
+      <w:pPr>
+        <w:pStyle w:val="af0"/>
+      </w:pPr>
+      <w:r>
+        <w:t>Сайт парикмахерской «Кудряшки» представляет собой многостраничный веб-сайт с простой структурой. Основными страницами являются «О нас», «Услуги», «Магазин» и «Записаться». Все страницы связаны между собой через единое навигационное меню, расположенное в верхней части сайта. Меню позволяет пользователю быстро переходить между разделами и всегда иметь доступ к ключевой информации.</w:t>
       </w:r>
       <w:r>
         <w:t xml:space="preserve"> Макет сайта представлен на рисунке 2.</w:t>
@@ -5688,7 +5534,6 @@
     <w:p>
       <w:pPr>
         <w:spacing w:before="100" w:beforeAutospacing="1" w:after="100" w:afterAutospacing="1"/>
-        <w:jc w:val="center"/>
         <w:rPr>
           <w:rFonts w:ascii="Times New Roman" w:eastAsia="Times New Roman" w:hAnsi="Times New Roman"/>
         </w:rPr>
@@ -5699,10 +5544,10 @@
           <w:noProof/>
         </w:rPr>
         <w:drawing>
-          <wp:inline distT="0" distB="0" distL="0" distR="0" wp14:anchorId="4A01DD13" wp14:editId="50ECB53C">
-            <wp:extent cx="5940425" cy="2326005"/>
-            <wp:effectExtent l="0" t="0" r="3175" b="0"/>
-            <wp:docPr id="2" name="Рисунок 2"/>
+          <wp:inline distT="0" distB="0" distL="0" distR="0" wp14:anchorId="13837C4B" wp14:editId="4D6EC8C2">
+            <wp:extent cx="5940425" cy="1172845"/>
+            <wp:effectExtent l="0" t="0" r="3175" b="8255"/>
+            <wp:docPr id="7" name="Рисунок 7"/>
             <wp:cNvGraphicFramePr>
               <a:graphicFrameLocks xmlns:a="http://schemas.openxmlformats.org/drawingml/2006/main" noChangeAspect="1"/>
             </wp:cNvGraphicFramePr>
@@ -5710,7 +5555,7 @@
               <a:graphicData uri="http://schemas.openxmlformats.org/drawingml/2006/picture">
                 <pic:pic xmlns:pic="http://schemas.openxmlformats.org/drawingml/2006/picture">
                   <pic:nvPicPr>
-                    <pic:cNvPr id="0" name="Picture 3"/>
+                    <pic:cNvPr id="0" name="Picture 1"/>
                     <pic:cNvPicPr>
                       <a:picLocks noChangeAspect="1" noChangeArrowheads="1"/>
                     </pic:cNvPicPr>
@@ -5731,7 +5576,7 @@
                   <pic:spPr bwMode="auto">
                     <a:xfrm>
                       <a:off x="0" y="0"/>
-                      <a:ext cx="5940425" cy="2326005"/>
+                      <a:ext cx="5940425" cy="1172845"/>
                     </a:xfrm>
                     <a:prstGeom prst="rect">
                       <a:avLst/>
@@ -5764,103 +5609,56 @@
           <w:sz w:val="28"/>
           <w:szCs w:val="28"/>
         </w:rPr>
-        <w:t>Рисунок 2 – Макет сайта.</w:t>
-      </w:r>
-    </w:p>
-    <w:p>
-      <w:pPr>
-        <w:pStyle w:val="af0"/>
-      </w:pPr>
-      <w:r>
-        <w:t>Общие элементы:</w:t>
-      </w:r>
-    </w:p>
-    <w:p>
-      <w:pPr>
-        <w:pStyle w:val="af0"/>
+        <w:t>Рисунок 2 – Макет сайта</w:t>
+      </w:r>
+    </w:p>
+    <w:p>
+      <w:pPr>
+        <w:pStyle w:val="af0"/>
+      </w:pPr>
+      <w:r>
+        <w:t>Каждая страница сайта построена по единому принципу и включает три основные части: шапку, основной контент и подвал. В шапке размещаются название сайта, навигационное меню и кнопка «Записаться», которая ведёт на страницу оформления записи. Основной контент содержит уникальную информацию в зависимости от раздела: текстовое описание, карточки услуг, товары или форму записи. В подвале размещается контактная информация, включая адрес, телефон, электронную почту.</w:t>
+      </w:r>
+    </w:p>
+    <w:p>
+      <w:pPr>
+        <w:pStyle w:val="af0"/>
+      </w:pPr>
+      <w:r>
+        <w:t xml:space="preserve">Логика структуры сайта построена таким образом, чтобы пользователь мог легко перемещаться между страницами и быстро находить нужную информацию. С главной страницы он может перейти к услугам или записи, со страницы услуг </w:t>
+      </w:r>
+      <w:r>
+        <w:t>–</w:t>
+      </w:r>
+      <w:r>
+        <w:t xml:space="preserve"> сразу записаться на приём, а из любого раздела </w:t>
+      </w:r>
+      <w:r>
+        <w:t>–</w:t>
+      </w:r>
+      <w:r>
+        <w:t xml:space="preserve"> вернуться на главную страницу или выбрать другой пункт меню. Структура сайта не содержит сложных вложенных разделов, что делает её удобной и понятной для пользователя.</w:t>
+      </w:r>
+      <w:r>
+        <w:br w:type="page"/>
+      </w:r>
+    </w:p>
+    <w:p>
+      <w:pPr>
+        <w:pStyle w:val="12"/>
         <w:numPr>
           <w:ilvl w:val="0"/>
-          <w:numId w:val="10"/>
+          <w:numId w:val="7"/>
         </w:numPr>
-        <w:ind w:left="0" w:firstLine="709"/>
-      </w:pPr>
-      <w:r>
-        <w:t>шапка (логотип</w:t>
-      </w:r>
-      <w:r>
-        <w:t xml:space="preserve">, </w:t>
-      </w:r>
-      <w:r>
-        <w:t>меню</w:t>
-      </w:r>
-      <w:r>
-        <w:t>,</w:t>
-      </w:r>
-      <w:r>
-        <w:t xml:space="preserve"> кнопк</w:t>
-      </w:r>
-      <w:r>
-        <w:t>и</w:t>
-      </w:r>
-      <w:r>
-        <w:t xml:space="preserve">) </w:t>
-      </w:r>
-    </w:p>
-    <w:p>
-      <w:pPr>
-        <w:pStyle w:val="af0"/>
-        <w:numPr>
-          <w:ilvl w:val="0"/>
-          <w:numId w:val="10"/>
-        </w:numPr>
-        <w:ind w:left="0" w:firstLine="709"/>
-      </w:pPr>
-      <w:r>
-        <w:t xml:space="preserve">основной контент </w:t>
-      </w:r>
-    </w:p>
-    <w:p>
-      <w:pPr>
-        <w:pStyle w:val="af0"/>
-        <w:numPr>
-          <w:ilvl w:val="0"/>
-          <w:numId w:val="10"/>
-        </w:numPr>
-        <w:ind w:left="0" w:firstLine="709"/>
-      </w:pPr>
-      <w:r>
-        <w:t>подвал (контакты, адрес)</w:t>
-      </w:r>
-    </w:p>
-    <w:p>
-      <w:pPr>
-        <w:spacing w:after="160" w:line="259" w:lineRule="auto"/>
-        <w:rPr>
-          <w:rFonts w:ascii="Times New Roman" w:hAnsi="Times New Roman"/>
-          <w:bCs/>
-          <w:sz w:val="28"/>
-          <w:szCs w:val="28"/>
-        </w:rPr>
-      </w:pPr>
-      <w:r>
-        <w:br w:type="page"/>
-      </w:r>
-    </w:p>
-    <w:p>
-      <w:pPr>
-        <w:pStyle w:val="12"/>
         <w:outlineLvl w:val="0"/>
       </w:pPr>
       <w:bookmarkStart w:id="4" w:name="_Toc226382268"/>
       <w:r>
+        <w:rPr>
+          <w:caps w:val="0"/>
+        </w:rPr>
         <w:lastRenderedPageBreak/>
-        <w:t>3</w:t>
-      </w:r>
-      <w:r>
-        <w:t>. Страница 1 «О нас</w:t>
-      </w:r>
-      <w:r>
-        <w:t>»</w:t>
+        <w:t>СТРАНИЦА 1 «О НАС»</w:t>
       </w:r>
       <w:bookmarkEnd w:id="4"/>
     </w:p>
@@ -5907,7 +5705,7 @@
       </w:pPr>
       <w:bookmarkStart w:id="5" w:name="_Toc226382269"/>
       <w:r>
-        <w:t>3</w:t>
+        <w:t>4</w:t>
       </w:r>
       <w:r>
         <w:t>.1 Назначение страницы</w:t>
@@ -5919,19 +5717,7 @@
         <w:pStyle w:val="af0"/>
       </w:pPr>
       <w:r>
-        <w:t xml:space="preserve">Основная задача страницы </w:t>
-      </w:r>
-      <w:r>
-        <w:t>–</w:t>
-      </w:r>
-      <w:r>
-        <w:t xml:space="preserve"> кратко и понятно рассказать пользователю, что представляет собой салон, на какой аудитории он специализируется и почему именно этот салон стоит выбрать. Страница должна создавать доверие, давать базовую информацию о компании и подводить пользователя к целевому действию </w:t>
-      </w:r>
-      <w:r>
-        <w:t>–</w:t>
-      </w:r>
-      <w:r>
-        <w:t xml:space="preserve"> записи на услугу.</w:t>
+        <w:t>Основная задача страницы – кратко и понятно рассказать пользователю, что представляет собой салон, на какой аудитории он специализируется и почему именно этот салон стоит выбрать. Страница должна создавать доверие, давать базовую информацию о компании и подводить пользователя к целевому действию – записи на услугу.</w:t>
       </w:r>
     </w:p>
     <w:p>
@@ -5946,7 +5732,7 @@
       </w:pPr>
       <w:bookmarkStart w:id="6" w:name="_Toc226382270"/>
       <w:r>
-        <w:t>3</w:t>
+        <w:t>4</w:t>
       </w:r>
       <w:r>
         <w:t>.2 Структура страницы</w:t>
@@ -6357,7 +6143,7 @@
       </w:pPr>
       <w:bookmarkStart w:id="7" w:name="_Toc226382271"/>
       <w:r>
-        <w:t>3</w:t>
+        <w:t>4</w:t>
       </w:r>
       <w:r>
         <w:t>.3 Содержимое страницы</w:t>
@@ -6373,10 +6159,7 @@
       </w:r>
       <w:r>
         <w:lastRenderedPageBreak/>
-        <w:t xml:space="preserve">изображением, расположенный рядом с текстом «О нас», а также кнопка «Записаться». </w:t>
-      </w:r>
-      <w:r>
-        <w:t xml:space="preserve">Макет </w:t>
+        <w:t xml:space="preserve">изображением, расположенный рядом с текстом «О нас», а также кнопка «Записаться». Макет </w:t>
       </w:r>
       <w:r>
         <w:t>страницы представлен на рисунке 3.</w:t>
@@ -6393,13 +6176,12 @@
       <w:r>
         <w:rPr>
           <w:rFonts w:ascii="Times New Roman" w:eastAsia="Times New Roman" w:hAnsi="Times New Roman"/>
-          <w:noProof/>
         </w:rPr>
         <w:drawing>
-          <wp:inline distT="0" distB="0" distL="0" distR="0" wp14:anchorId="22CBABF9" wp14:editId="353DE51E">
-            <wp:extent cx="3879791" cy="3718047"/>
-            <wp:effectExtent l="0" t="0" r="6985" b="0"/>
-            <wp:docPr id="3" name="Рисунок 3"/>
+          <wp:inline distT="0" distB="0" distL="0" distR="0" wp14:anchorId="63D3B408" wp14:editId="5991848C">
+            <wp:extent cx="5940425" cy="4824095"/>
+            <wp:effectExtent l="0" t="0" r="3175" b="0"/>
+            <wp:docPr id="8" name="Рисунок 8"/>
             <wp:cNvGraphicFramePr>
               <a:graphicFrameLocks xmlns:a="http://schemas.openxmlformats.org/drawingml/2006/main" noChangeAspect="1"/>
             </wp:cNvGraphicFramePr>
@@ -6407,36 +6189,23 @@
               <a:graphicData uri="http://schemas.openxmlformats.org/drawingml/2006/picture">
                 <pic:pic xmlns:pic="http://schemas.openxmlformats.org/drawingml/2006/picture">
                   <pic:nvPicPr>
-                    <pic:cNvPr id="0" name="Picture 5"/>
-                    <pic:cNvPicPr>
-                      <a:picLocks noChangeAspect="1" noChangeArrowheads="1"/>
-                    </pic:cNvPicPr>
+                    <pic:cNvPr id="1" name=""/>
+                    <pic:cNvPicPr/>
                   </pic:nvPicPr>
                   <pic:blipFill>
-                    <a:blip r:embed="rId8" cstate="print">
-                      <a:extLst>
-                        <a:ext uri="{28A0092B-C50C-407E-A947-70E740481C1C}">
-                          <a14:useLocalDpi xmlns:a14="http://schemas.microsoft.com/office/drawing/2010/main" val="0"/>
-                        </a:ext>
-                      </a:extLst>
-                    </a:blip>
-                    <a:srcRect/>
+                    <a:blip r:embed="rId8"/>
                     <a:stretch>
                       <a:fillRect/>
                     </a:stretch>
                   </pic:blipFill>
-                  <pic:spPr bwMode="auto">
+                  <pic:spPr>
                     <a:xfrm>
                       <a:off x="0" y="0"/>
-                      <a:ext cx="3890874" cy="3728668"/>
+                      <a:ext cx="5940425" cy="4824095"/>
                     </a:xfrm>
                     <a:prstGeom prst="rect">
                       <a:avLst/>
                     </a:prstGeom>
-                    <a:noFill/>
-                    <a:ln>
-                      <a:noFill/>
-                    </a:ln>
                   </pic:spPr>
                 </pic:pic>
               </a:graphicData>
@@ -6476,7 +6245,7 @@
       </w:pPr>
       <w:bookmarkStart w:id="8" w:name="_Toc226382272"/>
       <w:r>
-        <w:t>3</w:t>
+        <w:t>4</w:t>
       </w:r>
       <w:r>
         <w:t>.4 Функциональные требования</w:t>
@@ -6569,7 +6338,7 @@
       </w:pPr>
       <w:bookmarkStart w:id="9" w:name="_Toc226382273"/>
       <w:r>
-        <w:t>3</w:t>
+        <w:t>4</w:t>
       </w:r>
       <w:r>
         <w:t>.5 Визуальные требования</w:t>
@@ -6581,7 +6350,6 @@
         <w:pStyle w:val="af0"/>
       </w:pPr>
       <w:r>
-        <w:lastRenderedPageBreak/>
         <w:t>Для страницы используется светлый фон, тёмный текст и акцентный розовый цвет. Основные элементы должны иметь мягкие скругления, лёгкие тени и аккуратные отступы. На странице должны соблюдаться:</w:t>
       </w:r>
     </w:p>
@@ -6663,7 +6431,7 @@
       </w:pPr>
       <w:bookmarkStart w:id="10" w:name="_Toc226382274"/>
       <w:r>
-        <w:t>3</w:t>
+        <w:t>4</w:t>
       </w:r>
       <w:r>
         <w:t>.6 Поведение пользователя на странице</w:t>
@@ -6704,11 +6472,11 @@
       </w:pPr>
       <w:bookmarkStart w:id="11" w:name="_Toc226382275"/>
       <w:r>
+        <w:rPr>
+          <w:caps w:val="0"/>
+        </w:rPr>
         <w:lastRenderedPageBreak/>
-        <w:t>4</w:t>
-      </w:r>
-      <w:r>
-        <w:t>. Страница 2 «Услуги»</w:t>
+        <w:t>5. СТРАНИЦА 2 «УСЛУГИ»</w:t>
       </w:r>
       <w:bookmarkEnd w:id="11"/>
     </w:p>
@@ -6750,7 +6518,7 @@
       </w:pPr>
       <w:bookmarkStart w:id="12" w:name="_Toc226382276"/>
       <w:r>
-        <w:t>4</w:t>
+        <w:t>5</w:t>
       </w:r>
       <w:r>
         <w:t>.1 Назначение страницы</w:t>
@@ -6762,13 +6530,7 @@
         <w:pStyle w:val="af0"/>
       </w:pPr>
       <w:r>
-        <w:t xml:space="preserve">Главная цель страницы </w:t>
-      </w:r>
-      <w:r>
-        <w:t>–</w:t>
-      </w:r>
-      <w:r>
-        <w:t xml:space="preserve"> показать все основные услуги салона в удобном и наглядном формате. Страница должна дать пользователю ответ на три вопроса:</w:t>
+        <w:t>Главная цель страницы – показать все основные услуги салона в удобном и наглядном формате. Страница должна дать пользователю ответ на три вопроса:</w:t>
       </w:r>
     </w:p>
     <w:p>
@@ -6823,7 +6585,7 @@
       </w:pPr>
       <w:bookmarkStart w:id="13" w:name="_Toc226382277"/>
       <w:r>
-        <w:t>4</w:t>
+        <w:t>5</w:t>
       </w:r>
       <w:r>
         <w:t>.2 Структура страницы</w:t>
@@ -7055,13 +6817,7 @@
         <w:ind w:left="0" w:firstLine="709"/>
       </w:pPr>
       <w:r>
-        <w:t xml:space="preserve">Стрижка </w:t>
-      </w:r>
-      <w:r>
-        <w:t>–</w:t>
-      </w:r>
-      <w:r>
-        <w:t xml:space="preserve"> 3000 ₽; </w:t>
+        <w:t xml:space="preserve">Стрижка – 3000 ₽; </w:t>
       </w:r>
     </w:p>
     <w:p>
@@ -7074,13 +6830,7 @@
         <w:ind w:left="0" w:firstLine="709"/>
       </w:pPr>
       <w:r>
-        <w:t xml:space="preserve">Укладка </w:t>
-      </w:r>
-      <w:r>
-        <w:t>–</w:t>
-      </w:r>
-      <w:r>
-        <w:t xml:space="preserve"> 2500 ₽; </w:t>
+        <w:t xml:space="preserve">Укладка – 2500 ₽; </w:t>
       </w:r>
     </w:p>
     <w:p>
@@ -7093,13 +6843,7 @@
         <w:ind w:left="0" w:firstLine="709"/>
       </w:pPr>
       <w:r>
-        <w:t xml:space="preserve">Окрашивание </w:t>
-      </w:r>
-      <w:r>
-        <w:t>–</w:t>
-      </w:r>
-      <w:r>
-        <w:t xml:space="preserve"> 6000 ₽; </w:t>
+        <w:t xml:space="preserve">Окрашивание – 6000 ₽; </w:t>
       </w:r>
     </w:p>
     <w:p>
@@ -7112,13 +6856,7 @@
         <w:ind w:left="0" w:firstLine="709"/>
       </w:pPr>
       <w:r>
-        <w:t xml:space="preserve">Увлажнение паром </w:t>
-      </w:r>
-      <w:r>
-        <w:t>–</w:t>
-      </w:r>
-      <w:r>
-        <w:t xml:space="preserve"> 1500 ₽; </w:t>
+        <w:t xml:space="preserve">Увлажнение паром – 1500 ₽; </w:t>
       </w:r>
     </w:p>
     <w:p>
@@ -7131,13 +6869,7 @@
         <w:ind w:left="0" w:firstLine="709"/>
       </w:pPr>
       <w:r>
-        <w:t xml:space="preserve">Стрижка чёлки </w:t>
-      </w:r>
-      <w:r>
-        <w:t>–</w:t>
-      </w:r>
-      <w:r>
-        <w:t xml:space="preserve"> 1000 ₽; </w:t>
+        <w:t xml:space="preserve">Стрижка чёлки – 1000 ₽; </w:t>
       </w:r>
     </w:p>
     <w:p>
@@ -7150,13 +6882,7 @@
         <w:ind w:left="0" w:firstLine="709"/>
       </w:pPr>
       <w:r>
-        <w:t xml:space="preserve">СПА для волос </w:t>
-      </w:r>
-      <w:r>
-        <w:t>–</w:t>
-      </w:r>
-      <w:r>
-        <w:t xml:space="preserve"> 5500 ₽. </w:t>
+        <w:t xml:space="preserve">СПА для волос – 5500 ₽. </w:t>
       </w:r>
     </w:p>
     <w:p>
@@ -7355,7 +7081,7 @@
       <w:bookmarkStart w:id="14" w:name="_Toc226382278"/>
       <w:r>
         <w:lastRenderedPageBreak/>
-        <w:t>4</w:t>
+        <w:t>5</w:t>
       </w:r>
       <w:r>
         <w:t>.3 Содержимое страницы</w:t>
@@ -7367,19 +7093,7 @@
         <w:pStyle w:val="af0"/>
       </w:pPr>
       <w:r>
-        <w:t>С</w:t>
-      </w:r>
-      <w:r>
-        <w:t>траница должна визуально строиться на карточках услуг, расположенных в несколько рядов, а с</w:t>
-      </w:r>
-      <w:r>
-        <w:t>права</w:t>
-      </w:r>
-      <w:r>
-        <w:t xml:space="preserve"> размещается компактный информационный блок с контактами. Ниже расположена кнопка «Записаться», ведущая на форму записи. Макет подтверждает наличие каталожного представления услуг и контактного блока. </w:t>
-      </w:r>
-      <w:r>
-        <w:t>Макет страницы представлен на рисунке 4.</w:t>
+        <w:t>Страница должна визуально строиться на карточках услуг, расположенных в несколько рядов, а справа размещается компактный информационный блок с контактами. Ниже расположена кнопка «Записаться», ведущая на форму записи. Макет подтверждает наличие каталожного представления услуг и контактного блока. Макет страницы представлен на рисунке 4.</w:t>
       </w:r>
     </w:p>
     <w:p>
@@ -7393,13 +7107,12 @@
       <w:r>
         <w:rPr>
           <w:rFonts w:ascii="Times New Roman" w:eastAsia="Times New Roman" w:hAnsi="Times New Roman"/>
-          <w:noProof/>
         </w:rPr>
         <w:drawing>
-          <wp:inline distT="0" distB="0" distL="0" distR="0" wp14:anchorId="3A27AE91" wp14:editId="552FF523">
-            <wp:extent cx="3760150" cy="4558805"/>
-            <wp:effectExtent l="0" t="0" r="0" b="0"/>
-            <wp:docPr id="4" name="Рисунок 4"/>
+          <wp:inline distT="0" distB="0" distL="0" distR="0" wp14:anchorId="3A0244B8" wp14:editId="360E437F">
+            <wp:extent cx="5940425" cy="4816475"/>
+            <wp:effectExtent l="0" t="0" r="3175" b="3175"/>
+            <wp:docPr id="9" name="Рисунок 9"/>
             <wp:cNvGraphicFramePr>
               <a:graphicFrameLocks xmlns:a="http://schemas.openxmlformats.org/drawingml/2006/main" noChangeAspect="1"/>
             </wp:cNvGraphicFramePr>
@@ -7407,36 +7120,23 @@
               <a:graphicData uri="http://schemas.openxmlformats.org/drawingml/2006/picture">
                 <pic:pic xmlns:pic="http://schemas.openxmlformats.org/drawingml/2006/picture">
                   <pic:nvPicPr>
-                    <pic:cNvPr id="0" name="Picture 7"/>
-                    <pic:cNvPicPr>
-                      <a:picLocks noChangeAspect="1" noChangeArrowheads="1"/>
-                    </pic:cNvPicPr>
+                    <pic:cNvPr id="1" name=""/>
+                    <pic:cNvPicPr/>
                   </pic:nvPicPr>
                   <pic:blipFill>
-                    <a:blip r:embed="rId9" cstate="print">
-                      <a:extLst>
-                        <a:ext uri="{28A0092B-C50C-407E-A947-70E740481C1C}">
-                          <a14:useLocalDpi xmlns:a14="http://schemas.microsoft.com/office/drawing/2010/main" val="0"/>
-                        </a:ext>
-                      </a:extLst>
-                    </a:blip>
-                    <a:srcRect/>
+                    <a:blip r:embed="rId9"/>
                     <a:stretch>
                       <a:fillRect/>
                     </a:stretch>
                   </pic:blipFill>
-                  <pic:spPr bwMode="auto">
+                  <pic:spPr>
                     <a:xfrm>
                       <a:off x="0" y="0"/>
-                      <a:ext cx="3765848" cy="4565713"/>
+                      <a:ext cx="5940425" cy="4816475"/>
                     </a:xfrm>
                     <a:prstGeom prst="rect">
                       <a:avLst/>
                     </a:prstGeom>
-                    <a:noFill/>
-                    <a:ln>
-                      <a:noFill/>
-                    </a:ln>
                   </pic:spPr>
                 </pic:pic>
               </a:graphicData>
@@ -7476,7 +7176,7 @@
       </w:pPr>
       <w:bookmarkStart w:id="15" w:name="_Toc226382279"/>
       <w:r>
-        <w:t>4</w:t>
+        <w:t>5</w:t>
       </w:r>
       <w:r>
         <w:t>.4 Функциональные требования</w:t>
@@ -7514,6 +7214,7 @@
         <w:ind w:left="0" w:firstLine="709"/>
       </w:pPr>
       <w:r>
+        <w:lastRenderedPageBreak/>
         <w:t xml:space="preserve">показывать стоимость каждой услуги; </w:t>
       </w:r>
     </w:p>
@@ -7527,7 +7228,6 @@
         <w:ind w:left="0" w:firstLine="709"/>
       </w:pPr>
       <w:r>
-        <w:lastRenderedPageBreak/>
         <w:t xml:space="preserve">давать пользователю визуально понятную структуру выбора; </w:t>
       </w:r>
     </w:p>
@@ -7570,7 +7270,7 @@
       </w:pPr>
       <w:bookmarkStart w:id="16" w:name="_Toc226382280"/>
       <w:r>
-        <w:t>4</w:t>
+        <w:t>5</w:t>
       </w:r>
       <w:r>
         <w:t>.5 Визуальные требования</w:t>
@@ -7663,7 +7363,7 @@
       </w:pPr>
       <w:bookmarkStart w:id="17" w:name="_Toc226382281"/>
       <w:r>
-        <w:t>4</w:t>
+        <w:t>5</w:t>
       </w:r>
       <w:r>
         <w:t>.6 Поведение пользователя на странице</w:t>
@@ -7704,11 +7404,11 @@
       </w:pPr>
       <w:bookmarkStart w:id="18" w:name="_Toc226382282"/>
       <w:r>
+        <w:rPr>
+          <w:caps w:val="0"/>
+        </w:rPr>
         <w:lastRenderedPageBreak/>
-        <w:t>5</w:t>
-      </w:r>
-      <w:r>
-        <w:t>. Страница 3 «Магазин»</w:t>
+        <w:t>6. СТРАНИЦА 3 «МАГАЗИН»</w:t>
       </w:r>
       <w:bookmarkEnd w:id="18"/>
     </w:p>
@@ -7732,7 +7432,7 @@
       </w:pPr>
       <w:bookmarkStart w:id="19" w:name="_Toc226382283"/>
       <w:r>
-        <w:t>5</w:t>
+        <w:t>6</w:t>
       </w:r>
       <w:r>
         <w:t>.1 Назначение страницы</w:t>
@@ -7744,13 +7444,7 @@
         <w:pStyle w:val="af0"/>
       </w:pPr>
       <w:r>
-        <w:t xml:space="preserve">Основная задача страницы </w:t>
-      </w:r>
-      <w:r>
-        <w:t>–</w:t>
-      </w:r>
-      <w:r>
-        <w:t xml:space="preserve"> показать пользователю ассортимент косметических средств, которые можно приобрести или изучить в рамках сайта салона. Эта страница дополняет </w:t>
+        <w:t xml:space="preserve">Основная задача страницы – показать пользователю ассортимент косметических средств, которые можно приобрести или изучить в рамках сайта салона. Эта страница дополняет </w:t>
       </w:r>
       <w:proofErr w:type="spellStart"/>
       <w:r>
@@ -7768,7 +7462,7 @@
       </w:pPr>
       <w:bookmarkStart w:id="20" w:name="_Toc226382284"/>
       <w:r>
-        <w:t>5</w:t>
+        <w:t>6</w:t>
       </w:r>
       <w:r>
         <w:t>.2 Структура страницы</w:t>
@@ -7887,13 +7581,7 @@
         <w:jc w:val="left"/>
       </w:pPr>
       <w:r>
-        <w:t xml:space="preserve">Кондиционер нежирный </w:t>
-      </w:r>
-      <w:r>
-        <w:t>–</w:t>
-      </w:r>
-      <w:r>
-        <w:t xml:space="preserve"> 1050 ₽; </w:t>
+        <w:t xml:space="preserve">Кондиционер нежирный – 1050 ₽; </w:t>
       </w:r>
     </w:p>
     <w:p>
@@ -7907,13 +7595,7 @@
         <w:jc w:val="left"/>
       </w:pPr>
       <w:r>
-        <w:t xml:space="preserve">Кондиционер жирный </w:t>
-      </w:r>
-      <w:r>
-        <w:t>–</w:t>
-      </w:r>
-      <w:r>
-        <w:t xml:space="preserve"> 1050 ₽; </w:t>
+        <w:t xml:space="preserve">Кондиционер жирный – 1050 ₽; </w:t>
       </w:r>
     </w:p>
     <w:p>
@@ -7927,13 +7609,7 @@
         <w:jc w:val="left"/>
       </w:pPr>
       <w:r>
-        <w:t xml:space="preserve">Шампунь </w:t>
-      </w:r>
-      <w:r>
-        <w:t>–</w:t>
-      </w:r>
-      <w:r>
-        <w:t xml:space="preserve"> 1000 ₽; </w:t>
+        <w:t xml:space="preserve">Шампунь – 1000 ₽; </w:t>
       </w:r>
     </w:p>
     <w:p>
@@ -7947,13 +7623,7 @@
         <w:jc w:val="left"/>
       </w:pPr>
       <w:r>
-        <w:t xml:space="preserve">Шампунь без силиконов </w:t>
-      </w:r>
-      <w:r>
-        <w:t>–</w:t>
-      </w:r>
-      <w:r>
-        <w:t xml:space="preserve"> 1000 ₽; </w:t>
+        <w:t xml:space="preserve">Шампунь без силиконов – 1000 ₽; </w:t>
       </w:r>
     </w:p>
     <w:p>
@@ -7968,13 +7638,7 @@
       </w:pPr>
       <w:r>
         <w:lastRenderedPageBreak/>
-        <w:t xml:space="preserve">Гель для укладки </w:t>
-      </w:r>
-      <w:r>
-        <w:t>–</w:t>
-      </w:r>
-      <w:r>
-        <w:t xml:space="preserve"> 1700 ₽; </w:t>
+        <w:t xml:space="preserve">Гель для укладки – 1700 ₽; </w:t>
       </w:r>
     </w:p>
     <w:p>
@@ -7988,13 +7652,7 @@
         <w:jc w:val="left"/>
       </w:pPr>
       <w:r>
-        <w:t xml:space="preserve">Крем для укладки </w:t>
-      </w:r>
-      <w:r>
-        <w:t>–</w:t>
-      </w:r>
-      <w:r>
-        <w:t xml:space="preserve"> 1800 ₽; </w:t>
+        <w:t xml:space="preserve">Крем для укладки – 1800 ₽; </w:t>
       </w:r>
     </w:p>
     <w:p>
@@ -8008,13 +7666,7 @@
         <w:jc w:val="left"/>
       </w:pPr>
       <w:r>
-        <w:t xml:space="preserve">Пена для укладки </w:t>
-      </w:r>
-      <w:r>
-        <w:t>–</w:t>
-      </w:r>
-      <w:r>
-        <w:t xml:space="preserve"> 1300 ₽; </w:t>
+        <w:t xml:space="preserve">Пена для укладки – 1300 ₽; </w:t>
       </w:r>
     </w:p>
     <w:p>
@@ -8028,13 +7680,7 @@
         <w:jc w:val="left"/>
       </w:pPr>
       <w:r>
-        <w:t xml:space="preserve">Несмываемый кондиционер </w:t>
-      </w:r>
-      <w:r>
-        <w:t>–</w:t>
-      </w:r>
-      <w:r>
-        <w:t xml:space="preserve"> 1700 ₽. </w:t>
+        <w:t xml:space="preserve">Несмываемый кондиционер – 1700 ₽. </w:t>
       </w:r>
     </w:p>
     <w:p>
@@ -8146,7 +7792,7 @@
       </w:pPr>
       <w:bookmarkStart w:id="21" w:name="_Toc226382285"/>
       <w:r>
-        <w:t>5</w:t>
+        <w:t>6</w:t>
       </w:r>
       <w:r>
         <w:t>.3 Содержимое страницы</w:t>
@@ -8175,14 +7821,13 @@
       <w:r>
         <w:rPr>
           <w:rFonts w:ascii="Times New Roman" w:eastAsia="Times New Roman" w:hAnsi="Times New Roman"/>
-          <w:noProof/>
         </w:rPr>
         <w:lastRenderedPageBreak/>
         <w:drawing>
-          <wp:inline distT="0" distB="0" distL="0" distR="0" wp14:anchorId="123B62B3" wp14:editId="6EDAC4B1">
-            <wp:extent cx="3589234" cy="4359644"/>
-            <wp:effectExtent l="0" t="0" r="0" b="3175"/>
-            <wp:docPr id="5" name="Рисунок 5"/>
+          <wp:inline distT="0" distB="0" distL="0" distR="0" wp14:anchorId="018215C7" wp14:editId="2BCBD8C2">
+            <wp:extent cx="5940425" cy="4280535"/>
+            <wp:effectExtent l="0" t="0" r="3175" b="5715"/>
+            <wp:docPr id="10" name="Рисунок 10"/>
             <wp:cNvGraphicFramePr>
               <a:graphicFrameLocks xmlns:a="http://schemas.openxmlformats.org/drawingml/2006/main" noChangeAspect="1"/>
             </wp:cNvGraphicFramePr>
@@ -8190,36 +7835,23 @@
               <a:graphicData uri="http://schemas.openxmlformats.org/drawingml/2006/picture">
                 <pic:pic xmlns:pic="http://schemas.openxmlformats.org/drawingml/2006/picture">
                   <pic:nvPicPr>
-                    <pic:cNvPr id="0" name="Picture 9"/>
-                    <pic:cNvPicPr>
-                      <a:picLocks noChangeAspect="1" noChangeArrowheads="1"/>
-                    </pic:cNvPicPr>
+                    <pic:cNvPr id="1" name=""/>
+                    <pic:cNvPicPr/>
                   </pic:nvPicPr>
                   <pic:blipFill>
-                    <a:blip r:embed="rId10" cstate="print">
-                      <a:extLst>
-                        <a:ext uri="{28A0092B-C50C-407E-A947-70E740481C1C}">
-                          <a14:useLocalDpi xmlns:a14="http://schemas.microsoft.com/office/drawing/2010/main" val="0"/>
-                        </a:ext>
-                      </a:extLst>
-                    </a:blip>
-                    <a:srcRect/>
+                    <a:blip r:embed="rId10"/>
                     <a:stretch>
                       <a:fillRect/>
                     </a:stretch>
                   </pic:blipFill>
-                  <pic:spPr bwMode="auto">
+                  <pic:spPr>
                     <a:xfrm>
                       <a:off x="0" y="0"/>
-                      <a:ext cx="3593568" cy="4364908"/>
+                      <a:ext cx="5940425" cy="4280535"/>
                     </a:xfrm>
                     <a:prstGeom prst="rect">
                       <a:avLst/>
                     </a:prstGeom>
-                    <a:noFill/>
-                    <a:ln>
-                      <a:noFill/>
-                    </a:ln>
                   </pic:spPr>
                 </pic:pic>
               </a:graphicData>
@@ -8259,7 +7891,7 @@
       </w:pPr>
       <w:bookmarkStart w:id="22" w:name="_Toc226382286"/>
       <w:r>
-        <w:t>5</w:t>
+        <w:t>6</w:t>
       </w:r>
       <w:r>
         <w:t>.4 Функциональные требования</w:t>
@@ -8350,7 +7982,7 @@
         <w:pStyle w:val="21"/>
       </w:pPr>
       <w:r>
-        <w:t>5</w:t>
+        <w:t>6</w:t>
       </w:r>
       <w:r>
         <w:t>.5 Визуальные требования</w:t>
@@ -8456,7 +8088,7 @@
       </w:pPr>
       <w:bookmarkStart w:id="23" w:name="_Toc226382287"/>
       <w:r>
-        <w:t>5</w:t>
+        <w:t>6</w:t>
       </w:r>
       <w:r>
         <w:t>.6 Поведение пользователя на странице</w:t>
@@ -8497,11 +8129,11 @@
       </w:pPr>
       <w:bookmarkStart w:id="24" w:name="_Toc226382288"/>
       <w:r>
+        <w:rPr>
+          <w:caps w:val="0"/>
+        </w:rPr>
         <w:lastRenderedPageBreak/>
-        <w:t>6</w:t>
-      </w:r>
-      <w:r>
-        <w:t>. Страница 4 «Записаться»</w:t>
+        <w:t>7. СТРАНИЦА 4 «ЗАПИСАТЬСЯ»</w:t>
       </w:r>
       <w:bookmarkEnd w:id="24"/>
     </w:p>
@@ -8543,7 +8175,7 @@
       </w:pPr>
       <w:bookmarkStart w:id="25" w:name="_Toc226382289"/>
       <w:r>
-        <w:t>6</w:t>
+        <w:t>7</w:t>
       </w:r>
       <w:r>
         <w:t>.1 Назначение страницы</w:t>
@@ -8555,13 +8187,7 @@
         <w:pStyle w:val="af0"/>
       </w:pPr>
       <w:r>
-        <w:t xml:space="preserve">Главная задача страницы </w:t>
-      </w:r>
-      <w:r>
-        <w:t>–</w:t>
-      </w:r>
-      <w:r>
-        <w:t xml:space="preserve"> дать пользователю удобную форму записи, в которой он сможет:</w:t>
+        <w:t>Главная задача страницы – дать пользователю удобную форму записи, в которой он сможет:</w:t>
       </w:r>
     </w:p>
     <w:p>
@@ -8642,7 +8268,7 @@
       </w:pPr>
       <w:bookmarkStart w:id="26" w:name="_Toc226382290"/>
       <w:r>
-        <w:t>6</w:t>
+        <w:t>7</w:t>
       </w:r>
       <w:r>
         <w:t>.2 Структура страницы</w:t>
@@ -8771,13 +8397,7 @@
         <w:ind w:left="0" w:firstLine="709"/>
       </w:pPr>
       <w:r>
-        <w:t xml:space="preserve">Увлажнение паром </w:t>
-      </w:r>
-      <w:r>
-        <w:t>–</w:t>
-      </w:r>
-      <w:r>
-        <w:t xml:space="preserve"> 1500 ₽; </w:t>
+        <w:t xml:space="preserve">Увлажнение паром – 1500 ₽; </w:t>
       </w:r>
     </w:p>
     <w:p>
@@ -8791,13 +8411,7 @@
       </w:pPr>
       <w:r>
         <w:lastRenderedPageBreak/>
-        <w:t xml:space="preserve">Стрижка </w:t>
-      </w:r>
-      <w:r>
-        <w:t>–</w:t>
-      </w:r>
-      <w:r>
-        <w:t xml:space="preserve"> 3000 ₽; </w:t>
+        <w:t xml:space="preserve">Стрижка – 3000 ₽; </w:t>
       </w:r>
     </w:p>
     <w:p>
@@ -8810,13 +8424,7 @@
         <w:ind w:left="0" w:firstLine="709"/>
       </w:pPr>
       <w:r>
-        <w:t xml:space="preserve">Окрашивание </w:t>
-      </w:r>
-      <w:r>
-        <w:t>–</w:t>
-      </w:r>
-      <w:r>
-        <w:t xml:space="preserve"> 6000 ₽; </w:t>
+        <w:t xml:space="preserve">Окрашивание – 6000 ₽; </w:t>
       </w:r>
     </w:p>
     <w:p>
@@ -8829,13 +8437,7 @@
         <w:ind w:left="0" w:firstLine="709"/>
       </w:pPr>
       <w:r>
-        <w:t xml:space="preserve">Стрижка чёлки </w:t>
-      </w:r>
-      <w:r>
-        <w:t>–</w:t>
-      </w:r>
-      <w:r>
-        <w:t xml:space="preserve"> 1000 ₽; </w:t>
+        <w:t xml:space="preserve">Стрижка чёлки – 1000 ₽; </w:t>
       </w:r>
     </w:p>
     <w:p>
@@ -8848,13 +8450,7 @@
         <w:ind w:left="0" w:firstLine="709"/>
       </w:pPr>
       <w:r>
-        <w:t xml:space="preserve">СПА для волос </w:t>
-      </w:r>
-      <w:r>
-        <w:t>–</w:t>
-      </w:r>
-      <w:r>
-        <w:t xml:space="preserve"> 5500 ₽; </w:t>
+        <w:t xml:space="preserve">СПА для волос – 5500 ₽; </w:t>
       </w:r>
     </w:p>
     <w:p>
@@ -8867,13 +8463,7 @@
         <w:ind w:left="0" w:firstLine="709"/>
       </w:pPr>
       <w:r>
-        <w:t xml:space="preserve">Укладка </w:t>
-      </w:r>
-      <w:r>
-        <w:t>–</w:t>
-      </w:r>
-      <w:r>
-        <w:t xml:space="preserve"> 2500 ₽. </w:t>
+        <w:t xml:space="preserve">Укладка – 2500 ₽. </w:t>
       </w:r>
     </w:p>
     <w:p>
@@ -9222,7 +8812,7 @@
       </w:pPr>
       <w:bookmarkStart w:id="27" w:name="_Toc226382291"/>
       <w:r>
-        <w:t>6</w:t>
+        <w:t>7</w:t>
       </w:r>
       <w:r>
         <w:t>.3 Содержимое страницы</w:t>
@@ -9257,13 +8847,12 @@
       <w:r>
         <w:rPr>
           <w:rFonts w:ascii="Times New Roman" w:eastAsia="Times New Roman" w:hAnsi="Times New Roman"/>
-          <w:noProof/>
         </w:rPr>
         <w:drawing>
-          <wp:inline distT="0" distB="0" distL="0" distR="0" wp14:anchorId="2A84658A" wp14:editId="5416FD67">
-            <wp:extent cx="3076486" cy="4370878"/>
-            <wp:effectExtent l="0" t="0" r="0" b="0"/>
-            <wp:docPr id="6" name="Рисунок 6"/>
+          <wp:inline distT="0" distB="0" distL="0" distR="0" wp14:anchorId="2622F8B8" wp14:editId="1D28EE9D">
+            <wp:extent cx="5940425" cy="4295775"/>
+            <wp:effectExtent l="0" t="0" r="3175" b="9525"/>
+            <wp:docPr id="11" name="Рисунок 11"/>
             <wp:cNvGraphicFramePr>
               <a:graphicFrameLocks xmlns:a="http://schemas.openxmlformats.org/drawingml/2006/main" noChangeAspect="1"/>
             </wp:cNvGraphicFramePr>
@@ -9271,36 +8860,23 @@
               <a:graphicData uri="http://schemas.openxmlformats.org/drawingml/2006/picture">
                 <pic:pic xmlns:pic="http://schemas.openxmlformats.org/drawingml/2006/picture">
                   <pic:nvPicPr>
-                    <pic:cNvPr id="0" name="Picture 11"/>
-                    <pic:cNvPicPr>
-                      <a:picLocks noChangeAspect="1" noChangeArrowheads="1"/>
-                    </pic:cNvPicPr>
+                    <pic:cNvPr id="1" name=""/>
+                    <pic:cNvPicPr/>
                   </pic:nvPicPr>
                   <pic:blipFill>
-                    <a:blip r:embed="rId11" cstate="print">
-                      <a:extLst>
-                        <a:ext uri="{28A0092B-C50C-407E-A947-70E740481C1C}">
-                          <a14:useLocalDpi xmlns:a14="http://schemas.microsoft.com/office/drawing/2010/main" val="0"/>
-                        </a:ext>
-                      </a:extLst>
-                    </a:blip>
-                    <a:srcRect/>
+                    <a:blip r:embed="rId11"/>
                     <a:stretch>
                       <a:fillRect/>
                     </a:stretch>
                   </pic:blipFill>
-                  <pic:spPr bwMode="auto">
+                  <pic:spPr>
                     <a:xfrm>
                       <a:off x="0" y="0"/>
-                      <a:ext cx="3087288" cy="4386225"/>
+                      <a:ext cx="5940425" cy="4295775"/>
                     </a:xfrm>
                     <a:prstGeom prst="rect">
                       <a:avLst/>
                     </a:prstGeom>
-                    <a:noFill/>
-                    <a:ln>
-                      <a:noFill/>
-                    </a:ln>
                   </pic:spPr>
                 </pic:pic>
               </a:graphicData>
@@ -9341,7 +8917,7 @@
       <w:bookmarkStart w:id="28" w:name="_Toc226382292"/>
       <w:r>
         <w:lastRenderedPageBreak/>
-        <w:t>6</w:t>
+        <w:t>7</w:t>
       </w:r>
       <w:r>
         <w:t>.4 Функциональные требования</w:t>
@@ -9468,7 +9044,7 @@
       </w:pPr>
       <w:bookmarkStart w:id="29" w:name="_Toc226382293"/>
       <w:r>
-        <w:t>6</w:t>
+        <w:t>7</w:t>
       </w:r>
       <w:r>
         <w:t>.5 Визуальные требования</w:t>
@@ -9574,7 +9150,7 @@
       </w:pPr>
       <w:bookmarkStart w:id="30" w:name="_Toc226382294"/>
       <w:r>
-        <w:t>6</w:t>
+        <w:t>7</w:t>
       </w:r>
       <w:r>
         <w:t>.6 Поведение пользователя на странице</w:t>
@@ -9623,8 +9199,11 @@
       </w:pPr>
       <w:bookmarkStart w:id="31" w:name="_Toc226382295"/>
       <w:r>
+        <w:rPr>
+          <w:caps w:val="0"/>
+        </w:rPr>
         <w:lastRenderedPageBreak/>
-        <w:t>Заключение</w:t>
+        <w:t>ЗАКЛЮЧЕНИЕ</w:t>
       </w:r>
       <w:bookmarkEnd w:id="31"/>
     </w:p>
@@ -9633,13 +9212,7 @@
         <w:pStyle w:val="af0"/>
       </w:pPr>
       <w:r>
-        <w:t>В рамках выполнения технического задания был разработан веб-сайт парикмахерской «Кудряшки», ориентированный на пользователей с кудрявыми и волнистыми волосами. Сайт включает основные разделы: «О нас», «Услуги»</w:t>
-      </w:r>
-      <w:r>
-        <w:t xml:space="preserve"> </w:t>
-      </w:r>
-      <w:r>
-        <w:t>и «Записаться», каждый из которых выполняет свою функциональную и информационную роль.</w:t>
+        <w:t>В рамках выполнения технического задания был разработан веб-сайт парикмахерской «Кудряшки», ориентированный на пользователей с кудрявыми и волнистыми волосами. Сайт включает основные разделы: «О нас», «Услуги» и «Записаться», каждый из которых выполняет свою функциональную и информационную роль.</w:t>
       </w:r>
     </w:p>
     <w:p>
